--- a/01 - Planos/Plano de Ensino - Projetos - 1S-2025.docx
+++ b/01 - Planos/Plano de Ensino - Projetos - 1S-2025.docx
@@ -1974,49 +1974,7 @@
               <w:rPr>
                 <w:lang w:val="pt-BR"/>
               </w:rPr>
-              <w:t xml:space="preserve">Vocês estão em um projeto de equipe para planejar, desenvolver e validar uma solução apresentada ao </w:t>
-            </w:r>
-            <w:proofErr w:type="spellStart"/>
-            <w:r>
-              <w:rPr>
-                <w:lang w:val="pt-BR"/>
-              </w:rPr>
-              <w:t>Product</w:t>
-            </w:r>
-            <w:proofErr w:type="spellEnd"/>
-            <w:r>
-              <w:rPr>
-                <w:lang w:val="pt-BR"/>
-              </w:rPr>
-              <w:t xml:space="preserve"> </w:t>
-            </w:r>
-            <w:proofErr w:type="spellStart"/>
-            <w:r>
-              <w:rPr>
-                <w:lang w:val="pt-BR"/>
-              </w:rPr>
-              <w:t>Owner</w:t>
-            </w:r>
-            <w:proofErr w:type="spellEnd"/>
-            <w:r>
-              <w:rPr>
-                <w:lang w:val="pt-BR"/>
-              </w:rPr>
-              <w:t xml:space="preserve">. O processo seguirá os princípios do Scrum, dividido em três Sprints de seis semanas cada. Para organização das tarefas, utilizaremos o </w:t>
-            </w:r>
-            <w:proofErr w:type="spellStart"/>
-            <w:r>
-              <w:rPr>
-                <w:lang w:val="pt-BR"/>
-              </w:rPr>
-              <w:t>Trello</w:t>
-            </w:r>
-            <w:proofErr w:type="spellEnd"/>
-            <w:r>
-              <w:rPr>
-                <w:lang w:val="pt-BR"/>
-              </w:rPr>
-              <w:t>.</w:t>
+              <w:t>Vocês estão em um projeto de equipe para planejar, desenvolver e validar uma solução apresentada ao Product Owner. O processo seguirá os princípios do Scrum, dividido em três Sprints de seis semanas cada. Para organização das tarefas, utilizaremos o Trello.</w:t>
             </w:r>
           </w:p>
           <w:p>
@@ -2387,35 +2345,7 @@
               <w:rPr>
                 <w:lang w:val="pt-BR"/>
               </w:rPr>
-              <w:t xml:space="preserve">: Apresentação dos resultados ao </w:t>
-            </w:r>
-            <w:proofErr w:type="spellStart"/>
-            <w:r>
-              <w:rPr>
-                <w:lang w:val="pt-BR"/>
-              </w:rPr>
-              <w:t>Product</w:t>
-            </w:r>
-            <w:proofErr w:type="spellEnd"/>
-            <w:r>
-              <w:rPr>
-                <w:lang w:val="pt-BR"/>
-              </w:rPr>
-              <w:t xml:space="preserve"> </w:t>
-            </w:r>
-            <w:proofErr w:type="spellStart"/>
-            <w:r>
-              <w:rPr>
-                <w:lang w:val="pt-BR"/>
-              </w:rPr>
-              <w:t>Owner</w:t>
-            </w:r>
-            <w:proofErr w:type="spellEnd"/>
-            <w:r>
-              <w:rPr>
-                <w:lang w:val="pt-BR"/>
-              </w:rPr>
-              <w:t>.</w:t>
+              <w:t>: Apresentação dos resultados ao Product Owner.</w:t>
             </w:r>
           </w:p>
           <w:p>
@@ -2435,18 +2365,8 @@
                 <w:bCs/>
                 <w:lang w:val="pt-BR"/>
               </w:rPr>
-              <w:t xml:space="preserve">Sprint </w:t>
-            </w:r>
-            <w:proofErr w:type="spellStart"/>
-            <w:r>
-              <w:rPr>
-                <w:b/>
-                <w:bCs/>
-                <w:lang w:val="pt-BR"/>
-              </w:rPr>
-              <w:t>Retrospective</w:t>
-            </w:r>
-            <w:proofErr w:type="spellEnd"/>
+              <w:t>Sprint Retrospective</w:t>
+            </w:r>
             <w:r>
               <w:rPr>
                 <w:lang w:val="pt-BR"/>
@@ -2597,21 +2517,7 @@
               <w:rPr>
                 <w:lang w:val="pt-BR"/>
               </w:rPr>
-              <w:t xml:space="preserve">Código-fonte e instruções para </w:t>
-            </w:r>
-            <w:proofErr w:type="spellStart"/>
-            <w:r>
-              <w:rPr>
-                <w:lang w:val="pt-BR"/>
-              </w:rPr>
-              <w:t>deploy</w:t>
-            </w:r>
-            <w:proofErr w:type="spellEnd"/>
-            <w:r>
-              <w:rPr>
-                <w:lang w:val="pt-BR"/>
-              </w:rPr>
-              <w:t>.</w:t>
+              <w:t>Código-fonte e instruções para deploy.</w:t>
             </w:r>
           </w:p>
           <w:p>
@@ -2827,19 +2733,11 @@
                 <w:lang w:val="pt-BR"/>
               </w:rPr>
             </w:pPr>
-            <w:proofErr w:type="spellStart"/>
             <w:r>
               <w:rPr>
                 <w:lang w:val="pt-BR"/>
               </w:rPr>
-              <w:t>Pitch</w:t>
-            </w:r>
-            <w:proofErr w:type="spellEnd"/>
-            <w:r>
-              <w:rPr>
-                <w:lang w:val="pt-BR"/>
-              </w:rPr>
-              <w:t xml:space="preserve"> claro e objetivo.</w:t>
+              <w:t>Pitch claro e objetivo.</w:t>
             </w:r>
           </w:p>
           <w:p>
@@ -3482,6 +3380,1750 @@
         <w:ind w:right="3087"/>
         <w:rPr>
           <w:w w:val="80"/>
+        </w:rPr>
+      </w:pPr>
+    </w:p>
+    <w:p>
+      <w:pPr>
+        <w:rPr>
+          <w:w w:val="80"/>
+        </w:rPr>
+      </w:pPr>
+      <w:r>
+        <w:rPr>
+          <w:w w:val="80"/>
+        </w:rPr>
+        <w:br w:type="page"/>
+      </w:r>
+    </w:p>
+    <w:tbl>
+      <w:tblPr>
+        <w:tblStyle w:val="NormalTable0"/>
+        <w:tblW w:w="0" w:type="auto"/>
+        <w:tblInd w:w="146" w:type="dxa"/>
+        <w:tblBorders>
+          <w:top w:val="single" w:sz="12" w:space="0" w:color="000000"/>
+          <w:left w:val="single" w:sz="12" w:space="0" w:color="000000"/>
+          <w:bottom w:val="single" w:sz="12" w:space="0" w:color="000000"/>
+          <w:right w:val="single" w:sz="12" w:space="0" w:color="000000"/>
+          <w:insideH w:val="single" w:sz="12" w:space="0" w:color="000000"/>
+          <w:insideV w:val="single" w:sz="12" w:space="0" w:color="000000"/>
+        </w:tblBorders>
+        <w:tblLayout w:type="fixed"/>
+        <w:tblLook w:val="01E0" w:firstRow="1" w:lastRow="1" w:firstColumn="1" w:lastColumn="1" w:noHBand="0" w:noVBand="0"/>
+      </w:tblPr>
+      <w:tblGrid>
+        <w:gridCol w:w="2338"/>
+        <w:gridCol w:w="7584"/>
+      </w:tblGrid>
+      <w:tr>
+        <w:trPr>
+          <w:trHeight w:val="541"/>
+        </w:trPr>
+        <w:tc>
+          <w:tcPr>
+            <w:tcW w:w="2338" w:type="dxa"/>
+            <w:tcBorders>
+              <w:bottom w:val="single" w:sz="2" w:space="0" w:color="000000"/>
+              <w:right w:val="single" w:sz="2" w:space="0" w:color="000000"/>
+            </w:tcBorders>
+          </w:tcPr>
+          <w:p>
+            <w:pPr>
+              <w:pStyle w:val="TableParagraph"/>
+              <w:spacing w:before="146"/>
+              <w:ind w:left="664"/>
+              <w:rPr>
+                <w:b/>
+              </w:rPr>
+            </w:pPr>
+            <w:r>
+              <w:rPr>
+                <w:b/>
+                <w:spacing w:val="-2"/>
+                <w:w w:val="90"/>
+              </w:rPr>
+              <w:lastRenderedPageBreak/>
+              <w:t>ATIVIDADE</w:t>
+            </w:r>
+          </w:p>
+        </w:tc>
+        <w:tc>
+          <w:tcPr>
+            <w:tcW w:w="7584" w:type="dxa"/>
+            <w:tcBorders>
+              <w:left w:val="single" w:sz="2" w:space="0" w:color="000000"/>
+              <w:bottom w:val="single" w:sz="2" w:space="0" w:color="000000"/>
+            </w:tcBorders>
+          </w:tcPr>
+          <w:p>
+            <w:pPr>
+              <w:pStyle w:val="TableParagraph"/>
+              <w:spacing w:before="146"/>
+              <w:jc w:val="center"/>
+              <w:rPr>
+                <w:b/>
+                <w:spacing w:val="-2"/>
+                <w:w w:val="90"/>
+              </w:rPr>
+            </w:pPr>
+            <w:r>
+              <w:rPr>
+                <w:b/>
+                <w:color w:val="FF0000"/>
+                <w:spacing w:val="-2"/>
+                <w:w w:val="90"/>
+              </w:rPr>
+              <w:t>SOMATIVA</w:t>
+            </w:r>
+            <w:r>
+              <w:rPr>
+                <w:b/>
+                <w:color w:val="FF0000"/>
+                <w:spacing w:val="-2"/>
+                <w:w w:val="90"/>
+              </w:rPr>
+              <w:t xml:space="preserve"> SUGESTÃO</w:t>
+            </w:r>
+          </w:p>
+        </w:tc>
+      </w:tr>
+      <w:tr>
+        <w:trPr>
+          <w:trHeight w:val="481"/>
+        </w:trPr>
+        <w:tc>
+          <w:tcPr>
+            <w:tcW w:w="9922" w:type="dxa"/>
+            <w:gridSpan w:val="2"/>
+            <w:tcBorders>
+              <w:top w:val="single" w:sz="2" w:space="0" w:color="000000"/>
+              <w:bottom w:val="double" w:sz="4" w:space="0" w:color="000000"/>
+            </w:tcBorders>
+          </w:tcPr>
+          <w:p>
+            <w:pPr>
+              <w:pStyle w:val="TableParagraph"/>
+              <w:spacing w:before="115"/>
+              <w:ind w:left="3559" w:right="3569"/>
+              <w:jc w:val="center"/>
+              <w:rPr>
+                <w:b/>
+              </w:rPr>
+            </w:pPr>
+            <w:r>
+              <w:rPr>
+                <w:b/>
+                <w:spacing w:val="-2"/>
+                <w:w w:val="90"/>
+              </w:rPr>
+              <w:t>CONTEXTO</w:t>
+            </w:r>
+          </w:p>
+        </w:tc>
+      </w:tr>
+      <w:tr>
+        <w:trPr>
+          <w:trHeight w:val="13018"/>
+        </w:trPr>
+        <w:tc>
+          <w:tcPr>
+            <w:tcW w:w="9922" w:type="dxa"/>
+            <w:gridSpan w:val="2"/>
+            <w:tcBorders>
+              <w:top w:val="double" w:sz="4" w:space="0" w:color="000000"/>
+            </w:tcBorders>
+          </w:tcPr>
+          <w:p>
+            <w:pPr>
+              <w:spacing w:before="120"/>
+              <w:ind w:left="113" w:right="57" w:hanging="6"/>
+              <w:jc w:val="both"/>
+            </w:pPr>
+          </w:p>
+          <w:p>
+            <w:pPr>
+              <w:spacing w:before="120" w:line="360" w:lineRule="auto"/>
+              <w:ind w:left="107" w:right="143" w:firstLine="425"/>
+              <w:jc w:val="both"/>
+              <w:rPr>
+                <w:lang w:val="pt-BR"/>
+              </w:rPr>
+            </w:pPr>
+            <w:r>
+              <w:rPr>
+                <w:lang w:val="pt-BR"/>
+              </w:rPr>
+              <w:t>Como técnico em desenvolvimento de sistemas, você tem a responsabilidade de criar soluções tecnológicas para problemas reais enfrentados por sociedade, comércio e indústria. Isso exige integração de sistemas inteligentes e habilidades sociais, organizacionais e metodológicas.</w:t>
+            </w:r>
+          </w:p>
+          <w:p>
+            <w:pPr>
+              <w:spacing w:before="120" w:line="360" w:lineRule="auto"/>
+              <w:ind w:left="107" w:right="143" w:firstLine="425"/>
+              <w:jc w:val="both"/>
+              <w:rPr>
+                <w:lang w:val="pt-BR"/>
+              </w:rPr>
+            </w:pPr>
+            <w:r>
+              <w:rPr>
+                <w:lang w:val="pt-BR"/>
+              </w:rPr>
+              <w:t>Vocês estão em um projeto de equipe para planejar, desenvolver e validar uma solução apresentada ao Product Owner</w:t>
+            </w:r>
+            <w:r>
+              <w:rPr>
+                <w:lang w:val="pt-BR"/>
+              </w:rPr>
+              <w:t xml:space="preserve"> sobre um back end de Ordem de Serviço de uma escola que ajudará à resolver questões de manutenção</w:t>
+            </w:r>
+            <w:r>
+              <w:rPr>
+                <w:lang w:val="pt-BR"/>
+              </w:rPr>
+              <w:t xml:space="preserve">. O processo seguirá os princípios do Scrum, dividido em três Sprints de </w:t>
+            </w:r>
+            <w:r>
+              <w:rPr>
+                <w:lang w:val="pt-BR"/>
+              </w:rPr>
+              <w:t>5</w:t>
+            </w:r>
+            <w:r>
+              <w:rPr>
+                <w:lang w:val="pt-BR"/>
+              </w:rPr>
+              <w:t xml:space="preserve"> semanas cada. Para organização das tarefas, utilizaremos o Trello.</w:t>
+            </w:r>
+          </w:p>
+          <w:p>
+            <w:pPr>
+              <w:spacing w:before="120"/>
+              <w:jc w:val="center"/>
+            </w:pPr>
+            <w:r>
+              <w:rPr>
+                <w:noProof/>
+              </w:rPr>
+              <w:drawing>
+                <wp:inline distT="0" distB="0" distL="0" distR="0" wp14:anchorId="6B0223DD" wp14:editId="09620250">
+                  <wp:extent cx="4947920" cy="2473960"/>
+                  <wp:effectExtent l="0" t="0" r="5080" b="2540"/>
+                  <wp:docPr id="635297394" name="Imagem 3">
+                    <a:extLst xmlns:a="http://schemas.openxmlformats.org/drawingml/2006/main">
+                      <a:ext uri="{FF2B5EF4-FFF2-40B4-BE49-F238E27FC236}">
+                        <a16:creationId xmlns:a16="http://schemas.microsoft.com/office/drawing/2014/main" id="{FA4CAAAE-1AC9-4856-97DE-A251CE21B8FC}"/>
+                      </a:ext>
+                    </a:extLst>
+                  </wp:docPr>
+                  <wp:cNvGraphicFramePr>
+                    <a:graphicFrameLocks xmlns:a="http://schemas.openxmlformats.org/drawingml/2006/main" noChangeAspect="1"/>
+                  </wp:cNvGraphicFramePr>
+                  <a:graphic xmlns:a="http://schemas.openxmlformats.org/drawingml/2006/main">
+                    <a:graphicData uri="http://schemas.openxmlformats.org/drawingml/2006/picture">
+                      <pic:pic xmlns:pic="http://schemas.openxmlformats.org/drawingml/2006/picture">
+                        <pic:nvPicPr>
+                          <pic:cNvPr id="4" name="Imagem 3">
+                            <a:extLst>
+                              <a:ext uri="{FF2B5EF4-FFF2-40B4-BE49-F238E27FC236}">
+                                <a16:creationId xmlns:a16="http://schemas.microsoft.com/office/drawing/2014/main" id="{FA4CAAAE-1AC9-4856-97DE-A251CE21B8FC}"/>
+                              </a:ext>
+                            </a:extLst>
+                          </pic:cNvPr>
+                          <pic:cNvPicPr>
+                            <a:picLocks noChangeAspect="1"/>
+                          </pic:cNvPicPr>
+                        </pic:nvPicPr>
+                        <pic:blipFill>
+                          <a:blip r:embed="rId10"/>
+                          <a:stretch>
+                            <a:fillRect/>
+                          </a:stretch>
+                        </pic:blipFill>
+                        <pic:spPr>
+                          <a:xfrm>
+                            <a:off x="0" y="0"/>
+                            <a:ext cx="4953764" cy="2476882"/>
+                          </a:xfrm>
+                          <a:prstGeom prst="rect">
+                            <a:avLst/>
+                          </a:prstGeom>
+                        </pic:spPr>
+                      </pic:pic>
+                    </a:graphicData>
+                  </a:graphic>
+                </wp:inline>
+              </w:drawing>
+            </w:r>
+          </w:p>
+          <w:p>
+            <w:pPr>
+              <w:spacing w:before="120"/>
+              <w:ind w:left="107" w:right="143"/>
+              <w:rPr>
+                <w:b/>
+                <w:bCs/>
+                <w:lang w:val="pt-BR"/>
+              </w:rPr>
+            </w:pPr>
+          </w:p>
+          <w:p>
+            <w:pPr>
+              <w:spacing w:before="120"/>
+              <w:ind w:left="107" w:right="143"/>
+              <w:rPr>
+                <w:b/>
+                <w:bCs/>
+                <w:color w:val="FF0000"/>
+                <w:lang w:val="pt-BR"/>
+              </w:rPr>
+            </w:pPr>
+            <w:r>
+              <w:rPr>
+                <w:b/>
+                <w:bCs/>
+                <w:color w:val="FF0000"/>
+                <w:lang w:val="pt-BR"/>
+              </w:rPr>
+              <w:t>Desenvolver texto que abrange todas as partes da imagem acima.</w:t>
+            </w:r>
+          </w:p>
+          <w:p>
+            <w:pPr>
+              <w:spacing w:before="120"/>
+              <w:ind w:left="107" w:right="143"/>
+              <w:rPr>
+                <w:b/>
+                <w:bCs/>
+                <w:color w:val="FF0000"/>
+                <w:lang w:val="pt-BR"/>
+              </w:rPr>
+            </w:pPr>
+            <w:r>
+              <w:rPr>
+                <w:b/>
+                <w:bCs/>
+                <w:color w:val="FF0000"/>
+                <w:lang w:val="pt-BR"/>
+              </w:rPr>
+              <w:t>Desenvolver Kanban para ser utilizado dentro do Scrum</w:t>
+            </w:r>
+          </w:p>
+          <w:p>
+            <w:pPr>
+              <w:spacing w:before="120"/>
+              <w:ind w:left="107" w:right="143"/>
+              <w:rPr>
+                <w:b/>
+                <w:bCs/>
+                <w:color w:val="FF0000"/>
+                <w:lang w:val="pt-BR"/>
+              </w:rPr>
+            </w:pPr>
+            <w:r>
+              <w:rPr>
+                <w:b/>
+                <w:bCs/>
+                <w:color w:val="FF0000"/>
+                <w:lang w:val="pt-BR"/>
+              </w:rPr>
+              <w:t>Os alunos deverão desenvolver documentação no Docusaurus</w:t>
+            </w:r>
+          </w:p>
+          <w:p>
+            <w:pPr>
+              <w:spacing w:before="120"/>
+              <w:ind w:left="107" w:right="143"/>
+              <w:rPr>
+                <w:b/>
+                <w:bCs/>
+                <w:color w:val="FF0000"/>
+                <w:lang w:val="pt-BR"/>
+              </w:rPr>
+            </w:pPr>
+            <w:r>
+              <w:rPr>
+                <w:b/>
+                <w:bCs/>
+                <w:color w:val="FF0000"/>
+                <w:lang w:val="pt-BR"/>
+              </w:rPr>
+              <w:t>Elaboração de vídeo pitch</w:t>
+            </w:r>
+          </w:p>
+          <w:p>
+            <w:pPr>
+              <w:spacing w:before="120"/>
+              <w:ind w:left="107" w:right="143"/>
+              <w:rPr>
+                <w:b/>
+                <w:bCs/>
+                <w:color w:val="FF0000"/>
+                <w:lang w:val="pt-BR"/>
+              </w:rPr>
+            </w:pPr>
+          </w:p>
+          <w:p>
+            <w:pPr>
+              <w:spacing w:before="120"/>
+              <w:ind w:left="107" w:right="143"/>
+              <w:rPr>
+                <w:b/>
+                <w:bCs/>
+                <w:lang w:val="pt-BR"/>
+              </w:rPr>
+            </w:pPr>
+            <w:r>
+              <w:rPr>
+                <w:b/>
+                <w:bCs/>
+                <w:lang w:val="pt-BR"/>
+              </w:rPr>
+              <w:t>Etapas do Projeto</w:t>
+            </w:r>
+          </w:p>
+          <w:p>
+            <w:pPr>
+              <w:spacing w:before="120"/>
+              <w:ind w:left="107" w:right="143"/>
+              <w:rPr>
+                <w:b/>
+                <w:bCs/>
+                <w:lang w:val="pt-BR"/>
+              </w:rPr>
+            </w:pPr>
+            <w:r>
+              <w:rPr>
+                <w:b/>
+                <w:bCs/>
+                <w:lang w:val="pt-BR"/>
+              </w:rPr>
+              <w:t>1. Planejamento Inicial</w:t>
+            </w:r>
+          </w:p>
+          <w:p>
+            <w:pPr>
+              <w:numPr>
+                <w:ilvl w:val="0"/>
+                <w:numId w:val="6"/>
+              </w:numPr>
+              <w:spacing w:before="120"/>
+              <w:rPr>
+                <w:lang w:val="pt-BR"/>
+              </w:rPr>
+            </w:pPr>
+            <w:r>
+              <w:rPr>
+                <w:lang w:val="pt-BR"/>
+              </w:rPr>
+              <w:t xml:space="preserve">Formar equipes de até </w:t>
+            </w:r>
+            <w:r>
+              <w:rPr>
+                <w:b/>
+                <w:bCs/>
+                <w:lang w:val="pt-BR"/>
+              </w:rPr>
+              <w:t>quatro integrantes</w:t>
+            </w:r>
+            <w:r>
+              <w:rPr>
+                <w:lang w:val="pt-BR"/>
+              </w:rPr>
+              <w:t>.</w:t>
+            </w:r>
+          </w:p>
+          <w:p>
+            <w:pPr>
+              <w:numPr>
+                <w:ilvl w:val="0"/>
+                <w:numId w:val="6"/>
+              </w:numPr>
+              <w:spacing w:before="120"/>
+              <w:rPr>
+                <w:lang w:val="pt-BR"/>
+              </w:rPr>
+            </w:pPr>
+            <w:r>
+              <w:rPr>
+                <w:lang w:val="pt-BR"/>
+              </w:rPr>
+              <w:t xml:space="preserve">Elaborar um </w:t>
+            </w:r>
+            <w:r>
+              <w:rPr>
+                <w:b/>
+                <w:bCs/>
+                <w:lang w:val="pt-BR"/>
+              </w:rPr>
+              <w:t>Backlog</w:t>
+            </w:r>
+            <w:r>
+              <w:rPr>
+                <w:lang w:val="pt-BR"/>
+              </w:rPr>
+              <w:t xml:space="preserve"> com os requisitos priorizados.</w:t>
+            </w:r>
+          </w:p>
+          <w:p>
+            <w:pPr>
+              <w:numPr>
+                <w:ilvl w:val="0"/>
+                <w:numId w:val="6"/>
+              </w:numPr>
+              <w:spacing w:before="120"/>
+              <w:rPr>
+                <w:lang w:val="pt-BR"/>
+              </w:rPr>
+            </w:pPr>
+            <w:r>
+              <w:rPr>
+                <w:lang w:val="pt-BR"/>
+              </w:rPr>
+              <w:t xml:space="preserve">Criar um </w:t>
+            </w:r>
+            <w:r>
+              <w:rPr>
+                <w:b/>
+                <w:bCs/>
+                <w:lang w:val="pt-BR"/>
+              </w:rPr>
+              <w:t>cronograma</w:t>
+            </w:r>
+            <w:r>
+              <w:rPr>
+                <w:lang w:val="pt-BR"/>
+              </w:rPr>
+              <w:t xml:space="preserve"> com todas as atividades, incluindo alocação de recursos humanos.</w:t>
+            </w:r>
+          </w:p>
+          <w:p>
+            <w:pPr>
+              <w:numPr>
+                <w:ilvl w:val="0"/>
+                <w:numId w:val="6"/>
+              </w:numPr>
+              <w:spacing w:before="120"/>
+              <w:rPr>
+                <w:lang w:val="pt-BR"/>
+              </w:rPr>
+            </w:pPr>
+            <w:r>
+              <w:rPr>
+                <w:lang w:val="pt-BR"/>
+              </w:rPr>
+              <w:t>Registrar os seguintes itens:</w:t>
+            </w:r>
+          </w:p>
+          <w:p>
+            <w:pPr>
+              <w:numPr>
+                <w:ilvl w:val="1"/>
+                <w:numId w:val="6"/>
+              </w:numPr>
+              <w:spacing w:before="120"/>
+              <w:rPr>
+                <w:lang w:val="pt-BR"/>
+              </w:rPr>
+            </w:pPr>
+            <w:r>
+              <w:rPr>
+                <w:lang w:val="pt-BR"/>
+              </w:rPr>
+              <w:t>Título provisório do projeto.</w:t>
+            </w:r>
+          </w:p>
+          <w:p>
+            <w:pPr>
+              <w:numPr>
+                <w:ilvl w:val="1"/>
+                <w:numId w:val="6"/>
+              </w:numPr>
+              <w:spacing w:before="120"/>
+              <w:rPr>
+                <w:lang w:val="pt-BR"/>
+              </w:rPr>
+            </w:pPr>
+            <w:r>
+              <w:rPr>
+                <w:lang w:val="pt-BR"/>
+              </w:rPr>
+              <w:t>Resumo do projeto.</w:t>
+            </w:r>
+          </w:p>
+          <w:p>
+            <w:pPr>
+              <w:numPr>
+                <w:ilvl w:val="1"/>
+                <w:numId w:val="6"/>
+              </w:numPr>
+              <w:spacing w:before="120"/>
+              <w:rPr>
+                <w:lang w:val="pt-BR"/>
+              </w:rPr>
+            </w:pPr>
+            <w:r>
+              <w:rPr>
+                <w:lang w:val="pt-BR"/>
+              </w:rPr>
+              <w:t>Justificativa (campo de aplicação).</w:t>
+            </w:r>
+          </w:p>
+          <w:p>
+            <w:pPr>
+              <w:numPr>
+                <w:ilvl w:val="1"/>
+                <w:numId w:val="6"/>
+              </w:numPr>
+              <w:spacing w:before="120"/>
+              <w:rPr>
+                <w:lang w:val="pt-BR"/>
+              </w:rPr>
+            </w:pPr>
+            <w:r>
+              <w:rPr>
+                <w:lang w:val="pt-BR"/>
+              </w:rPr>
+              <w:t>Desenhos, esquemas ou descrições do processo.</w:t>
+            </w:r>
+          </w:p>
+          <w:p>
+            <w:pPr>
+              <w:numPr>
+                <w:ilvl w:val="1"/>
+                <w:numId w:val="6"/>
+              </w:numPr>
+              <w:spacing w:before="120"/>
+              <w:rPr>
+                <w:lang w:val="pt-BR"/>
+              </w:rPr>
+            </w:pPr>
+            <w:r>
+              <w:rPr>
+                <w:lang w:val="pt-BR"/>
+              </w:rPr>
+              <w:lastRenderedPageBreak/>
+              <w:t>Imagens com legendas.</w:t>
+            </w:r>
+          </w:p>
+          <w:p>
+            <w:pPr>
+              <w:spacing w:before="120"/>
+              <w:ind w:left="1440"/>
+              <w:rPr>
+                <w:lang w:val="pt-BR"/>
+              </w:rPr>
+            </w:pPr>
+          </w:p>
+          <w:p>
+            <w:pPr>
+              <w:spacing w:before="120"/>
+              <w:ind w:left="107"/>
+              <w:rPr>
+                <w:b/>
+                <w:bCs/>
+                <w:lang w:val="pt-BR"/>
+              </w:rPr>
+            </w:pPr>
+            <w:r>
+              <w:rPr>
+                <w:b/>
+                <w:bCs/>
+                <w:lang w:val="pt-BR"/>
+              </w:rPr>
+              <w:t>2. Execução das Sprints</w:t>
+            </w:r>
+          </w:p>
+          <w:p>
+            <w:pPr>
+              <w:spacing w:before="120"/>
+              <w:ind w:left="107"/>
+              <w:rPr>
+                <w:lang w:val="pt-BR"/>
+              </w:rPr>
+            </w:pPr>
+            <w:r>
+              <w:rPr>
+                <w:lang w:val="pt-BR"/>
+              </w:rPr>
+              <w:t>Cada Sprint deverá incluir:</w:t>
+            </w:r>
+          </w:p>
+          <w:p>
+            <w:pPr>
+              <w:numPr>
+                <w:ilvl w:val="0"/>
+                <w:numId w:val="7"/>
+              </w:numPr>
+              <w:spacing w:before="120"/>
+              <w:rPr>
+                <w:lang w:val="pt-BR"/>
+              </w:rPr>
+            </w:pPr>
+            <w:r>
+              <w:rPr>
+                <w:b/>
+                <w:bCs/>
+                <w:lang w:val="pt-BR"/>
+              </w:rPr>
+              <w:t>Sprint Planning</w:t>
+            </w:r>
+            <w:r>
+              <w:rPr>
+                <w:lang w:val="pt-BR"/>
+              </w:rPr>
+              <w:t>: Planejamento das tarefas.</w:t>
+            </w:r>
+          </w:p>
+          <w:p>
+            <w:pPr>
+              <w:numPr>
+                <w:ilvl w:val="0"/>
+                <w:numId w:val="7"/>
+              </w:numPr>
+              <w:spacing w:before="120"/>
+              <w:rPr>
+                <w:lang w:val="pt-BR"/>
+              </w:rPr>
+            </w:pPr>
+            <w:r>
+              <w:rPr>
+                <w:b/>
+                <w:bCs/>
+                <w:lang w:val="pt-BR"/>
+              </w:rPr>
+              <w:t>Daily</w:t>
+            </w:r>
+            <w:r>
+              <w:rPr>
+                <w:lang w:val="pt-BR"/>
+              </w:rPr>
+              <w:t>: Reuniões diárias de 15 minutos.</w:t>
+            </w:r>
+          </w:p>
+          <w:p>
+            <w:pPr>
+              <w:numPr>
+                <w:ilvl w:val="0"/>
+                <w:numId w:val="7"/>
+              </w:numPr>
+              <w:spacing w:before="120"/>
+              <w:rPr>
+                <w:lang w:val="pt-BR"/>
+              </w:rPr>
+            </w:pPr>
+            <w:r>
+              <w:rPr>
+                <w:b/>
+                <w:bCs/>
+                <w:lang w:val="pt-BR"/>
+              </w:rPr>
+              <w:t>Sprint Review</w:t>
+            </w:r>
+            <w:r>
+              <w:rPr>
+                <w:lang w:val="pt-BR"/>
+              </w:rPr>
+              <w:t>: Apresentação dos resultados ao Product Owner.</w:t>
+            </w:r>
+          </w:p>
+          <w:p>
+            <w:pPr>
+              <w:numPr>
+                <w:ilvl w:val="0"/>
+                <w:numId w:val="7"/>
+              </w:numPr>
+              <w:spacing w:before="120"/>
+              <w:rPr>
+                <w:lang w:val="pt-BR"/>
+              </w:rPr>
+            </w:pPr>
+            <w:r>
+              <w:rPr>
+                <w:b/>
+                <w:bCs/>
+                <w:lang w:val="pt-BR"/>
+              </w:rPr>
+              <w:t>Sprint Retrospective</w:t>
+            </w:r>
+            <w:r>
+              <w:rPr>
+                <w:lang w:val="pt-BR"/>
+              </w:rPr>
+              <w:t>: Avaliação do desempenho da equipe.</w:t>
+            </w:r>
+          </w:p>
+          <w:p>
+            <w:pPr>
+              <w:numPr>
+                <w:ilvl w:val="0"/>
+                <w:numId w:val="7"/>
+              </w:numPr>
+              <w:spacing w:before="120"/>
+              <w:rPr>
+                <w:lang w:val="pt-BR"/>
+              </w:rPr>
+            </w:pPr>
+          </w:p>
+          <w:p>
+            <w:pPr>
+              <w:spacing w:before="120"/>
+              <w:ind w:left="720"/>
+              <w:jc w:val="center"/>
+              <w:rPr>
+                <w:lang w:val="pt-BR"/>
+              </w:rPr>
+            </w:pPr>
+            <w:r>
+              <w:rPr>
+                <w:noProof/>
+              </w:rPr>
+              <w:drawing>
+                <wp:inline distT="0" distB="0" distL="0" distR="0" wp14:anchorId="3ABBA524" wp14:editId="4BBB20A2">
+                  <wp:extent cx="4766600" cy="1587261"/>
+                  <wp:effectExtent l="0" t="0" r="0" b="0"/>
+                  <wp:docPr id="636329327" name="Imagem 31" descr="Why Fixed Length Sprints in Scrum?"/>
+                  <wp:cNvGraphicFramePr>
+                    <a:graphicFrameLocks xmlns:a="http://schemas.openxmlformats.org/drawingml/2006/main" noChangeAspect="1"/>
+                  </wp:cNvGraphicFramePr>
+                  <a:graphic xmlns:a="http://schemas.openxmlformats.org/drawingml/2006/main">
+                    <a:graphicData uri="http://schemas.openxmlformats.org/drawingml/2006/picture">
+                      <pic:pic xmlns:pic="http://schemas.openxmlformats.org/drawingml/2006/picture">
+                        <pic:nvPicPr>
+                          <pic:cNvPr id="0" name="Picture 71" descr="Why Fixed Length Sprints in Scrum?"/>
+                          <pic:cNvPicPr>
+                            <a:picLocks noChangeAspect="1" noChangeArrowheads="1"/>
+                          </pic:cNvPicPr>
+                        </pic:nvPicPr>
+                        <pic:blipFill>
+                          <a:blip r:embed="rId7">
+                            <a:extLst>
+                              <a:ext uri="{28A0092B-C50C-407E-A947-70E740481C1C}">
+                                <a14:useLocalDpi xmlns:a14="http://schemas.microsoft.com/office/drawing/2010/main" val="0"/>
+                              </a:ext>
+                            </a:extLst>
+                          </a:blip>
+                          <a:srcRect/>
+                          <a:stretch>
+                            <a:fillRect/>
+                          </a:stretch>
+                        </pic:blipFill>
+                        <pic:spPr bwMode="auto">
+                          <a:xfrm>
+                            <a:off x="0" y="0"/>
+                            <a:ext cx="4827796" cy="1607639"/>
+                          </a:xfrm>
+                          <a:prstGeom prst="rect">
+                            <a:avLst/>
+                          </a:prstGeom>
+                          <a:noFill/>
+                          <a:ln>
+                            <a:noFill/>
+                          </a:ln>
+                        </pic:spPr>
+                      </pic:pic>
+                    </a:graphicData>
+                  </a:graphic>
+                </wp:inline>
+              </w:drawing>
+            </w:r>
+          </w:p>
+          <w:p>
+            <w:pPr>
+              <w:spacing w:before="120"/>
+              <w:ind w:left="107"/>
+              <w:rPr>
+                <w:b/>
+                <w:bCs/>
+                <w:lang w:val="pt-BR"/>
+              </w:rPr>
+            </w:pPr>
+          </w:p>
+          <w:p>
+            <w:pPr>
+              <w:spacing w:before="120"/>
+              <w:ind w:left="107"/>
+              <w:rPr>
+                <w:lang w:val="pt-BR"/>
+              </w:rPr>
+            </w:pPr>
+            <w:r>
+              <w:rPr>
+                <w:b/>
+                <w:bCs/>
+                <w:lang w:val="pt-BR"/>
+              </w:rPr>
+              <w:t>Entregas de cada Sprint</w:t>
+            </w:r>
+            <w:r>
+              <w:rPr>
+                <w:lang w:val="pt-BR"/>
+              </w:rPr>
+              <w:t>:</w:t>
+            </w:r>
+          </w:p>
+          <w:p>
+            <w:pPr>
+              <w:numPr>
+                <w:ilvl w:val="0"/>
+                <w:numId w:val="8"/>
+              </w:numPr>
+              <w:spacing w:before="120"/>
+              <w:rPr>
+                <w:lang w:val="pt-BR"/>
+              </w:rPr>
+            </w:pPr>
+            <w:r>
+              <w:rPr>
+                <w:lang w:val="pt-BR"/>
+              </w:rPr>
+              <w:t>Documento com requisitos atendidos.</w:t>
+            </w:r>
+          </w:p>
+          <w:p>
+            <w:pPr>
+              <w:numPr>
+                <w:ilvl w:val="0"/>
+                <w:numId w:val="8"/>
+              </w:numPr>
+              <w:spacing w:before="120"/>
+              <w:rPr>
+                <w:lang w:val="pt-BR"/>
+              </w:rPr>
+            </w:pPr>
+            <w:r>
+              <w:rPr>
+                <w:lang w:val="pt-BR"/>
+              </w:rPr>
+              <w:t>Código-fonte e instruções para deploy.</w:t>
+            </w:r>
+          </w:p>
+          <w:p>
+            <w:pPr>
+              <w:numPr>
+                <w:ilvl w:val="0"/>
+                <w:numId w:val="8"/>
+              </w:numPr>
+              <w:spacing w:before="120"/>
+              <w:rPr>
+                <w:lang w:val="pt-BR"/>
+              </w:rPr>
+            </w:pPr>
+            <w:r>
+              <w:rPr>
+                <w:lang w:val="pt-BR"/>
+              </w:rPr>
+              <w:t>Evidências de testes (vídeo de captura de tela).</w:t>
+            </w:r>
+          </w:p>
+          <w:p>
+            <w:pPr>
+              <w:spacing w:before="120"/>
+              <w:rPr>
+                <w:lang w:val="pt-BR"/>
+              </w:rPr>
+            </w:pPr>
+          </w:p>
+          <w:p>
+            <w:pPr>
+              <w:spacing w:before="120"/>
+              <w:jc w:val="center"/>
+              <w:rPr>
+                <w:lang w:val="pt-BR"/>
+              </w:rPr>
+            </w:pPr>
+            <w:r>
+              <w:rPr>
+                <w:noProof/>
+              </w:rPr>
+              <w:drawing>
+                <wp:inline distT="0" distB="0" distL="0" distR="0" wp14:anchorId="64DFB66C" wp14:editId="756649B0">
+                  <wp:extent cx="2638834" cy="1483744"/>
+                  <wp:effectExtent l="0" t="0" r="0" b="2540"/>
+                  <wp:docPr id="1025556243" name="Imagem 24" descr="Build optimized websites quickly, focus on your content | Docusaurus"/>
+                  <wp:cNvGraphicFramePr>
+                    <a:graphicFrameLocks xmlns:a="http://schemas.openxmlformats.org/drawingml/2006/main" noChangeAspect="1"/>
+                  </wp:cNvGraphicFramePr>
+                  <a:graphic xmlns:a="http://schemas.openxmlformats.org/drawingml/2006/main">
+                    <a:graphicData uri="http://schemas.openxmlformats.org/drawingml/2006/picture">
+                      <pic:pic xmlns:pic="http://schemas.openxmlformats.org/drawingml/2006/picture">
+                        <pic:nvPicPr>
+                          <pic:cNvPr id="0" name="Picture 7" descr="Build optimized websites quickly, focus on your content | Docusaurus"/>
+                          <pic:cNvPicPr>
+                            <a:picLocks noChangeAspect="1" noChangeArrowheads="1"/>
+                          </pic:cNvPicPr>
+                        </pic:nvPicPr>
+                        <pic:blipFill>
+                          <a:blip r:embed="rId8" cstate="print">
+                            <a:extLst>
+                              <a:ext uri="{28A0092B-C50C-407E-A947-70E740481C1C}">
+                                <a14:useLocalDpi xmlns:a14="http://schemas.microsoft.com/office/drawing/2010/main" val="0"/>
+                              </a:ext>
+                            </a:extLst>
+                          </a:blip>
+                          <a:srcRect/>
+                          <a:stretch>
+                            <a:fillRect/>
+                          </a:stretch>
+                        </pic:blipFill>
+                        <pic:spPr bwMode="auto">
+                          <a:xfrm>
+                            <a:off x="0" y="0"/>
+                            <a:ext cx="2650883" cy="1490519"/>
+                          </a:xfrm>
+                          <a:prstGeom prst="rect">
+                            <a:avLst/>
+                          </a:prstGeom>
+                          <a:noFill/>
+                          <a:ln>
+                            <a:noFill/>
+                          </a:ln>
+                        </pic:spPr>
+                      </pic:pic>
+                    </a:graphicData>
+                  </a:graphic>
+                </wp:inline>
+              </w:drawing>
+            </w:r>
+          </w:p>
+          <w:p>
+            <w:pPr>
+              <w:spacing w:before="120"/>
+              <w:rPr>
+                <w:lang w:val="pt-BR"/>
+              </w:rPr>
+            </w:pPr>
+          </w:p>
+          <w:p>
+            <w:pPr>
+              <w:spacing w:before="120"/>
+              <w:ind w:left="107"/>
+              <w:rPr>
+                <w:b/>
+                <w:bCs/>
+                <w:lang w:val="pt-BR"/>
+              </w:rPr>
+            </w:pPr>
+            <w:r>
+              <w:rPr>
+                <w:b/>
+                <w:bCs/>
+                <w:lang w:val="pt-BR"/>
+              </w:rPr>
+              <w:t>3. Apresentação Final</w:t>
+            </w:r>
+          </w:p>
+          <w:p>
+            <w:pPr>
+              <w:spacing w:before="120"/>
+              <w:ind w:left="107"/>
+              <w:rPr>
+                <w:lang w:val="pt-BR"/>
+              </w:rPr>
+            </w:pPr>
+            <w:r>
+              <w:rPr>
+                <w:lang w:val="pt-BR"/>
+              </w:rPr>
+              <w:t>A apresentação final do projeto deverá incluir:</w:t>
+            </w:r>
+          </w:p>
+          <w:p>
+            <w:pPr>
+              <w:numPr>
+                <w:ilvl w:val="0"/>
+                <w:numId w:val="9"/>
+              </w:numPr>
+              <w:spacing w:before="120"/>
+              <w:rPr>
+                <w:lang w:val="pt-BR"/>
+              </w:rPr>
+            </w:pPr>
+            <w:r>
+              <w:rPr>
+                <w:lang w:val="pt-BR"/>
+              </w:rPr>
+              <w:t>Protótipos validados.</w:t>
+            </w:r>
+          </w:p>
+          <w:p>
+            <w:pPr>
+              <w:numPr>
+                <w:ilvl w:val="0"/>
+                <w:numId w:val="9"/>
+              </w:numPr>
+              <w:spacing w:before="120"/>
+              <w:rPr>
+                <w:lang w:val="pt-BR"/>
+              </w:rPr>
+            </w:pPr>
+            <w:r>
+              <w:rPr>
+                <w:lang w:val="pt-BR"/>
+              </w:rPr>
+              <w:t>Proposta de melhorias.</w:t>
+            </w:r>
+          </w:p>
+          <w:p>
+            <w:pPr>
+              <w:numPr>
+                <w:ilvl w:val="0"/>
+                <w:numId w:val="9"/>
+              </w:numPr>
+              <w:spacing w:before="120"/>
+              <w:rPr>
+                <w:lang w:val="pt-BR"/>
+              </w:rPr>
+            </w:pPr>
+            <w:r>
+              <w:rPr>
+                <w:lang w:val="pt-BR"/>
+              </w:rPr>
+              <w:t>Documentação técnica completa.</w:t>
+            </w:r>
+          </w:p>
+          <w:p>
+            <w:pPr>
+              <w:numPr>
+                <w:ilvl w:val="0"/>
+                <w:numId w:val="9"/>
+              </w:numPr>
+              <w:spacing w:before="120"/>
+              <w:rPr>
+                <w:lang w:val="pt-BR"/>
+              </w:rPr>
+            </w:pPr>
+            <w:r>
+              <w:rPr>
+                <w:lang w:val="pt-BR"/>
+              </w:rPr>
+              <w:t>Aplicação de ferramentas de gestão e qualidade.</w:t>
+            </w:r>
+          </w:p>
+          <w:p>
+            <w:pPr>
+              <w:numPr>
+                <w:ilvl w:val="0"/>
+                <w:numId w:val="9"/>
+              </w:numPr>
+              <w:spacing w:before="120"/>
+              <w:rPr>
+                <w:lang w:val="pt-BR"/>
+              </w:rPr>
+            </w:pPr>
+            <w:r>
+              <w:rPr>
+                <w:lang w:val="pt-BR"/>
+              </w:rPr>
+              <w:t>Pitch claro e objetivo.</w:t>
+            </w:r>
+          </w:p>
+          <w:p>
+            <w:pPr>
+              <w:spacing w:before="120"/>
+              <w:rPr>
+                <w:lang w:val="pt-BR"/>
+              </w:rPr>
+            </w:pPr>
+          </w:p>
+          <w:p>
+            <w:pPr>
+              <w:spacing w:before="120"/>
+              <w:ind w:left="107"/>
+              <w:rPr>
+                <w:b/>
+                <w:bCs/>
+                <w:lang w:val="pt-BR"/>
+              </w:rPr>
+            </w:pPr>
+            <w:r>
+              <w:rPr>
+                <w:b/>
+                <w:bCs/>
+                <w:lang w:val="pt-BR"/>
+              </w:rPr>
+              <w:t>Documentação por Fase</w:t>
+            </w:r>
+          </w:p>
+          <w:p>
+            <w:pPr>
+              <w:spacing w:before="120"/>
+              <w:ind w:left="107"/>
+              <w:jc w:val="center"/>
+              <w:rPr>
+                <w:b/>
+                <w:bCs/>
+                <w:lang w:val="pt-BR"/>
+              </w:rPr>
+            </w:pPr>
+          </w:p>
+          <w:p>
+            <w:pPr>
+              <w:spacing w:before="120"/>
+              <w:ind w:left="107"/>
+              <w:rPr>
+                <w:b/>
+                <w:bCs/>
+                <w:lang w:val="pt-BR"/>
+              </w:rPr>
+            </w:pPr>
+            <w:r>
+              <w:rPr>
+                <w:b/>
+                <w:bCs/>
+                <w:lang w:val="pt-BR"/>
+              </w:rPr>
+              <w:t>Fase 1: Planejamento</w:t>
+            </w:r>
+          </w:p>
+          <w:p>
+            <w:pPr>
+              <w:numPr>
+                <w:ilvl w:val="0"/>
+                <w:numId w:val="10"/>
+              </w:numPr>
+              <w:spacing w:before="120"/>
+              <w:rPr>
+                <w:lang w:val="pt-BR"/>
+              </w:rPr>
+            </w:pPr>
+            <w:r>
+              <w:rPr>
+                <w:lang w:val="pt-BR"/>
+              </w:rPr>
+              <w:t>Título (provisório).</w:t>
+            </w:r>
+          </w:p>
+          <w:p>
+            <w:pPr>
+              <w:numPr>
+                <w:ilvl w:val="0"/>
+                <w:numId w:val="10"/>
+              </w:numPr>
+              <w:spacing w:before="120"/>
+              <w:rPr>
+                <w:lang w:val="pt-BR"/>
+              </w:rPr>
+            </w:pPr>
+            <w:r>
+              <w:rPr>
+                <w:lang w:val="pt-BR"/>
+              </w:rPr>
+              <w:t>Resumo.</w:t>
+            </w:r>
+          </w:p>
+          <w:p>
+            <w:pPr>
+              <w:numPr>
+                <w:ilvl w:val="0"/>
+                <w:numId w:val="10"/>
+              </w:numPr>
+              <w:spacing w:before="120"/>
+              <w:rPr>
+                <w:lang w:val="pt-BR"/>
+              </w:rPr>
+            </w:pPr>
+            <w:r>
+              <w:rPr>
+                <w:lang w:val="pt-BR"/>
+              </w:rPr>
+              <w:t>Justificativa.</w:t>
+            </w:r>
+          </w:p>
+          <w:p>
+            <w:pPr>
+              <w:numPr>
+                <w:ilvl w:val="0"/>
+                <w:numId w:val="10"/>
+              </w:numPr>
+              <w:spacing w:before="120"/>
+              <w:rPr>
+                <w:lang w:val="pt-BR"/>
+              </w:rPr>
+            </w:pPr>
+            <w:r>
+              <w:rPr>
+                <w:lang w:val="pt-BR"/>
+              </w:rPr>
+              <w:t>Desenhos, esquemas e imagens.</w:t>
+            </w:r>
+          </w:p>
+          <w:p>
+            <w:pPr>
+              <w:numPr>
+                <w:ilvl w:val="0"/>
+                <w:numId w:val="10"/>
+              </w:numPr>
+              <w:spacing w:before="120"/>
+              <w:rPr>
+                <w:lang w:val="pt-BR"/>
+              </w:rPr>
+            </w:pPr>
+            <w:r>
+              <w:rPr>
+                <w:lang w:val="pt-BR"/>
+              </w:rPr>
+              <w:t>Cronograma detalhado.</w:t>
+            </w:r>
+          </w:p>
+          <w:p>
+            <w:pPr>
+              <w:spacing w:before="120"/>
+              <w:ind w:left="720"/>
+              <w:rPr>
+                <w:lang w:val="pt-BR"/>
+              </w:rPr>
+            </w:pPr>
+          </w:p>
+          <w:p>
+            <w:pPr>
+              <w:spacing w:before="120"/>
+              <w:ind w:left="107"/>
+              <w:jc w:val="center"/>
+              <w:rPr>
+                <w:b/>
+                <w:bCs/>
+                <w:lang w:val="pt-BR"/>
+              </w:rPr>
+            </w:pPr>
+            <w:r>
+              <w:rPr>
+                <w:b/>
+                <w:bCs/>
+                <w:noProof/>
+                <w:lang w:val="pt-BR"/>
+              </w:rPr>
+              <w:drawing>
+                <wp:inline distT="0" distB="0" distL="0" distR="0" wp14:anchorId="7025D9D3" wp14:editId="7C1494B9">
+                  <wp:extent cx="3307302" cy="1016482"/>
+                  <wp:effectExtent l="0" t="0" r="7620" b="0"/>
+                  <wp:docPr id="649295516" name="Imagem 33" descr="Desenho com traços pretos em fundo branco&#10;&#10;O conteúdo gerado por IA pode estar incorreto."/>
+                  <wp:cNvGraphicFramePr>
+                    <a:graphicFrameLocks xmlns:a="http://schemas.openxmlformats.org/drawingml/2006/main" noChangeAspect="1"/>
+                  </wp:cNvGraphicFramePr>
+                  <a:graphic xmlns:a="http://schemas.openxmlformats.org/drawingml/2006/main">
+                    <a:graphicData uri="http://schemas.openxmlformats.org/drawingml/2006/picture">
+                      <pic:pic xmlns:pic="http://schemas.openxmlformats.org/drawingml/2006/picture">
+                        <pic:nvPicPr>
+                          <pic:cNvPr id="649295516" name="Imagem 33" descr="Desenho com traços pretos em fundo branco&#10;&#10;O conteúdo gerado por IA pode estar incorreto."/>
+                          <pic:cNvPicPr>
+                            <a:picLocks noChangeAspect="1" noChangeArrowheads="1"/>
+                          </pic:cNvPicPr>
+                        </pic:nvPicPr>
+                        <pic:blipFill>
+                          <a:blip r:embed="rId9" cstate="print">
+                            <a:extLst>
+                              <a:ext uri="{28A0092B-C50C-407E-A947-70E740481C1C}">
+                                <a14:useLocalDpi xmlns:a14="http://schemas.microsoft.com/office/drawing/2010/main" val="0"/>
+                              </a:ext>
+                            </a:extLst>
+                          </a:blip>
+                          <a:srcRect/>
+                          <a:stretch>
+                            <a:fillRect/>
+                          </a:stretch>
+                        </pic:blipFill>
+                        <pic:spPr bwMode="auto">
+                          <a:xfrm>
+                            <a:off x="0" y="0"/>
+                            <a:ext cx="3369174" cy="1035498"/>
+                          </a:xfrm>
+                          <a:prstGeom prst="rect">
+                            <a:avLst/>
+                          </a:prstGeom>
+                          <a:noFill/>
+                        </pic:spPr>
+                      </pic:pic>
+                    </a:graphicData>
+                  </a:graphic>
+                </wp:inline>
+              </w:drawing>
+            </w:r>
+          </w:p>
+          <w:p>
+            <w:pPr>
+              <w:spacing w:before="120"/>
+              <w:ind w:left="107"/>
+              <w:rPr>
+                <w:b/>
+                <w:bCs/>
+                <w:lang w:val="pt-BR"/>
+              </w:rPr>
+            </w:pPr>
+          </w:p>
+          <w:p>
+            <w:pPr>
+              <w:spacing w:before="120"/>
+              <w:ind w:left="107"/>
+              <w:rPr>
+                <w:b/>
+                <w:bCs/>
+                <w:lang w:val="pt-BR"/>
+              </w:rPr>
+            </w:pPr>
+            <w:r>
+              <w:rPr>
+                <w:b/>
+                <w:bCs/>
+                <w:lang w:val="pt-BR"/>
+              </w:rPr>
+              <w:t>Fase 2: Documentação Técnica</w:t>
+            </w:r>
+          </w:p>
+          <w:p>
+            <w:pPr>
+              <w:numPr>
+                <w:ilvl w:val="0"/>
+                <w:numId w:val="11"/>
+              </w:numPr>
+              <w:spacing w:before="120"/>
+              <w:rPr>
+                <w:lang w:val="pt-BR"/>
+              </w:rPr>
+            </w:pPr>
+            <w:r>
+              <w:rPr>
+                <w:lang w:val="pt-BR"/>
+              </w:rPr>
+              <w:t>Resumo e introdução (parcial).</w:t>
+            </w:r>
+          </w:p>
+          <w:p>
+            <w:pPr>
+              <w:numPr>
+                <w:ilvl w:val="0"/>
+                <w:numId w:val="11"/>
+              </w:numPr>
+              <w:spacing w:before="120"/>
+              <w:rPr>
+                <w:lang w:val="pt-BR"/>
+              </w:rPr>
+            </w:pPr>
+            <w:r>
+              <w:rPr>
+                <w:lang w:val="pt-BR"/>
+              </w:rPr>
+              <w:t>Contextualização e problemática.</w:t>
+            </w:r>
+          </w:p>
+          <w:p>
+            <w:pPr>
+              <w:numPr>
+                <w:ilvl w:val="0"/>
+                <w:numId w:val="11"/>
+              </w:numPr>
+              <w:spacing w:before="120"/>
+              <w:rPr>
+                <w:lang w:val="pt-BR"/>
+              </w:rPr>
+            </w:pPr>
+            <w:r>
+              <w:rPr>
+                <w:lang w:val="pt-BR"/>
+              </w:rPr>
+              <w:t>Objetivos geral e específicos.</w:t>
+            </w:r>
+          </w:p>
+          <w:p>
+            <w:pPr>
+              <w:numPr>
+                <w:ilvl w:val="0"/>
+                <w:numId w:val="11"/>
+              </w:numPr>
+              <w:spacing w:before="120"/>
+              <w:rPr>
+                <w:lang w:val="pt-BR"/>
+              </w:rPr>
+            </w:pPr>
+            <w:r>
+              <w:rPr>
+                <w:lang w:val="pt-BR"/>
+              </w:rPr>
+              <w:t>Metodologia de pesquisa.</w:t>
+            </w:r>
+          </w:p>
+          <w:p>
+            <w:pPr>
+              <w:numPr>
+                <w:ilvl w:val="0"/>
+                <w:numId w:val="11"/>
+              </w:numPr>
+              <w:spacing w:before="120"/>
+              <w:rPr>
+                <w:lang w:val="pt-BR"/>
+              </w:rPr>
+            </w:pPr>
+            <w:r>
+              <w:rPr>
+                <w:lang w:val="pt-BR"/>
+              </w:rPr>
+              <w:t>Resultados esperados.</w:t>
+            </w:r>
+          </w:p>
+          <w:p>
+            <w:pPr>
+              <w:numPr>
+                <w:ilvl w:val="0"/>
+                <w:numId w:val="11"/>
+              </w:numPr>
+              <w:spacing w:before="120"/>
+              <w:rPr>
+                <w:lang w:val="pt-BR"/>
+              </w:rPr>
+            </w:pPr>
+            <w:r>
+              <w:rPr>
+                <w:lang w:val="pt-BR"/>
+              </w:rPr>
+              <w:t>Cronograma atualizado.</w:t>
+            </w:r>
+          </w:p>
+          <w:p>
+            <w:pPr>
+              <w:numPr>
+                <w:ilvl w:val="0"/>
+                <w:numId w:val="11"/>
+              </w:numPr>
+              <w:spacing w:before="120"/>
+              <w:rPr>
+                <w:lang w:val="pt-BR"/>
+              </w:rPr>
+            </w:pPr>
+            <w:r>
+              <w:rPr>
+                <w:lang w:val="pt-BR"/>
+              </w:rPr>
+              <w:t>Diagramas e fluxogramas (parciais).</w:t>
+            </w:r>
+          </w:p>
+          <w:p>
+            <w:pPr>
+              <w:spacing w:before="120"/>
+              <w:ind w:left="720"/>
+              <w:rPr>
+                <w:lang w:val="pt-BR"/>
+              </w:rPr>
+            </w:pPr>
+          </w:p>
+          <w:p>
+            <w:pPr>
+              <w:spacing w:before="120"/>
+              <w:ind w:left="107"/>
+              <w:rPr>
+                <w:b/>
+                <w:bCs/>
+                <w:lang w:val="pt-BR"/>
+              </w:rPr>
+            </w:pPr>
+            <w:r>
+              <w:rPr>
+                <w:b/>
+                <w:bCs/>
+                <w:lang w:val="pt-BR"/>
+              </w:rPr>
+              <w:t>Fase 3: Entrega Final</w:t>
+            </w:r>
+          </w:p>
+          <w:p>
+            <w:pPr>
+              <w:numPr>
+                <w:ilvl w:val="0"/>
+                <w:numId w:val="12"/>
+              </w:numPr>
+              <w:spacing w:before="120"/>
+              <w:rPr>
+                <w:lang w:val="pt-BR"/>
+              </w:rPr>
+            </w:pPr>
+            <w:r>
+              <w:rPr>
+                <w:lang w:val="pt-BR"/>
+              </w:rPr>
+              <w:t>Resumo e introdução (final).</w:t>
+            </w:r>
+          </w:p>
+          <w:p>
+            <w:pPr>
+              <w:numPr>
+                <w:ilvl w:val="0"/>
+                <w:numId w:val="12"/>
+              </w:numPr>
+              <w:spacing w:before="120"/>
+              <w:rPr>
+                <w:lang w:val="pt-BR"/>
+              </w:rPr>
+            </w:pPr>
+            <w:r>
+              <w:rPr>
+                <w:lang w:val="pt-BR"/>
+              </w:rPr>
+              <w:t>Referencial teórico completo.</w:t>
+            </w:r>
+          </w:p>
+          <w:p>
+            <w:pPr>
+              <w:numPr>
+                <w:ilvl w:val="0"/>
+                <w:numId w:val="12"/>
+              </w:numPr>
+              <w:spacing w:before="120"/>
+              <w:rPr>
+                <w:lang w:val="pt-BR"/>
+              </w:rPr>
+            </w:pPr>
+            <w:r>
+              <w:rPr>
+                <w:lang w:val="pt-BR"/>
+              </w:rPr>
+              <w:t>Descrição do processo atual e proposto.</w:t>
+            </w:r>
+          </w:p>
+          <w:p>
+            <w:pPr>
+              <w:numPr>
+                <w:ilvl w:val="0"/>
+                <w:numId w:val="12"/>
+              </w:numPr>
+              <w:spacing w:before="120"/>
+              <w:rPr>
+                <w:lang w:val="pt-BR"/>
+              </w:rPr>
+            </w:pPr>
+            <w:r>
+              <w:rPr>
+                <w:lang w:val="pt-BR"/>
+              </w:rPr>
+              <w:t>Pesquisa de patentes e análise de risco.</w:t>
+            </w:r>
+          </w:p>
+          <w:p>
+            <w:pPr>
+              <w:numPr>
+                <w:ilvl w:val="0"/>
+                <w:numId w:val="12"/>
+              </w:numPr>
+              <w:spacing w:before="120"/>
+              <w:rPr>
+                <w:lang w:val="pt-BR"/>
+              </w:rPr>
+            </w:pPr>
+            <w:r>
+              <w:rPr>
+                <w:lang w:val="pt-BR"/>
+              </w:rPr>
+              <w:t>Produto/Processo finalizado.</w:t>
+            </w:r>
+          </w:p>
+          <w:p>
+            <w:pPr>
+              <w:spacing w:before="120"/>
+              <w:rPr>
+                <w:b/>
+                <w:bCs/>
+                <w:lang w:val="pt-BR"/>
+              </w:rPr>
+            </w:pPr>
+          </w:p>
+          <w:p>
+            <w:pPr>
+              <w:spacing w:before="120"/>
+              <w:ind w:left="107"/>
+              <w:rPr>
+                <w:b/>
+                <w:bCs/>
+                <w:lang w:val="pt-BR"/>
+              </w:rPr>
+            </w:pPr>
+            <w:r>
+              <w:rPr>
+                <w:b/>
+                <w:bCs/>
+                <w:lang w:val="pt-BR"/>
+              </w:rPr>
+              <w:t>Observações Finais</w:t>
+            </w:r>
+          </w:p>
+          <w:p>
+            <w:pPr>
+              <w:numPr>
+                <w:ilvl w:val="0"/>
+                <w:numId w:val="13"/>
+              </w:numPr>
+              <w:spacing w:before="120"/>
+              <w:rPr>
+                <w:lang w:val="pt-BR"/>
+              </w:rPr>
+            </w:pPr>
+            <w:r>
+              <w:rPr>
+                <w:lang w:val="pt-BR"/>
+              </w:rPr>
+              <w:t>A execução do projeto deve ser feita em harmonia, com respeito e sinergia.</w:t>
+            </w:r>
+          </w:p>
+          <w:p>
+            <w:pPr>
+              <w:numPr>
+                <w:ilvl w:val="0"/>
+                <w:numId w:val="13"/>
+              </w:numPr>
+              <w:spacing w:before="120"/>
+              <w:rPr>
+                <w:lang w:val="pt-BR"/>
+              </w:rPr>
+            </w:pPr>
+            <w:r>
+              <w:rPr>
+                <w:lang w:val="pt-BR"/>
+              </w:rPr>
+              <w:t>Zelar pela segurança, limpeza e organização dos ambientes.</w:t>
+            </w:r>
+          </w:p>
+          <w:p>
+            <w:pPr>
+              <w:spacing w:before="120"/>
+              <w:ind w:left="720"/>
+              <w:rPr>
+                <w:lang w:val="pt-BR"/>
+              </w:rPr>
+            </w:pPr>
+          </w:p>
+          <w:p>
+            <w:pPr>
+              <w:spacing w:before="120"/>
+              <w:ind w:left="107"/>
+              <w:rPr>
+                <w:lang w:val="pt-BR"/>
+              </w:rPr>
+            </w:pPr>
+            <w:r>
+              <w:rPr>
+                <w:lang w:val="pt-BR"/>
+              </w:rPr>
+              <w:t>Boa sorte no desenvolvimento do projeto!</w:t>
+            </w:r>
+          </w:p>
+        </w:tc>
+      </w:tr>
+    </w:tbl>
+    <w:p>
+      <w:pPr>
+        <w:pStyle w:val="Ttulo1"/>
+        <w:spacing w:before="100"/>
+        <w:ind w:right="3087"/>
+        <w:rPr>
+          <w:w w:val="80"/>
+        </w:rPr>
+      </w:pPr>
+    </w:p>
+    <w:p>
+      <w:pPr>
+        <w:rPr>
+          <w:b/>
+          <w:bCs/>
+          <w:w w:val="80"/>
+          <w:u w:val="single" w:color="000000"/>
         </w:rPr>
       </w:pPr>
     </w:p>
@@ -19178,8 +20820,8 @@
           <w:sz w:val="16"/>
         </w:rPr>
         <w:sectPr>
-          <w:headerReference w:type="default" r:id="rId10"/>
-          <w:footerReference w:type="default" r:id="rId11"/>
+          <w:headerReference w:type="default" r:id="rId11"/>
+          <w:footerReference w:type="default" r:id="rId12"/>
           <w:type w:val="continuous"/>
           <w:pgSz w:w="11910" w:h="16840"/>
           <w:pgMar w:top="1260" w:right="860" w:bottom="1071" w:left="860" w:header="283" w:footer="603" w:gutter="0"/>
@@ -26565,8 +28207,8 @@
     </w:tbl>
     <w:p/>
     <w:sectPr>
-      <w:headerReference w:type="default" r:id="rId12"/>
-      <w:footerReference w:type="default" r:id="rId13"/>
+      <w:headerReference w:type="default" r:id="rId13"/>
+      <w:footerReference w:type="default" r:id="rId14"/>
       <w:pgSz w:w="11910" w:h="16840"/>
       <w:pgMar w:top="1260" w:right="860" w:bottom="840" w:left="860" w:header="283" w:footer="644" w:gutter="0"/>
       <w:cols w:space="720"/>
